--- a/+14 07 2025 Diss KULIDJANOVA YULDUZ INOMJON QIZI.docx
+++ b/+14 07 2025 Diss KULIDJANOVA YULDUZ INOMJON QIZI.docx
@@ -108,6 +108,8 @@
         </w:rPr>
         <w:t xml:space="preserve">. </w:t>
       </w:r>
+      <w:bookmarkStart w:id="0" w:name="_GoBack"/>
+      <w:bookmarkEnd w:id="0"/>
       <w:r>
         <w:rPr>
           <w:rFonts w:ascii="Times New Roman" w:hAnsi="Times New Roman" w:cs="Times New Roman"/>
@@ -117,8 +119,9 @@
           <w:szCs w:val="28"/>
           <w:lang w:val="en-US"/>
         </w:rPr>
-        <w:t>Kompetensiya tushunchasi, uning turlari</w:t>
-      </w:r>
+        <w:t xml:space="preserve">Kompetensiya tushunchasi, uning turlari va zamonaviy raqamli ta’limda tutgan </w:t>
+      </w:r>
+      <w:proofErr w:type="gramStart"/>
       <w:r>
         <w:rPr>
           <w:rFonts w:ascii="Times New Roman" w:hAnsi="Times New Roman" w:cs="Times New Roman"/>
@@ -128,8 +131,9 @@
           <w:szCs w:val="28"/>
           <w:lang w:val="en-US"/>
         </w:rPr>
-        <w:t>, pedagogik va psixologik asos</w:t>
-      </w:r>
+        <w:t>o‘</w:t>
+      </w:r>
+      <w:proofErr w:type="gramEnd"/>
       <w:r>
         <w:rPr>
           <w:rFonts w:ascii="Times New Roman" w:hAnsi="Times New Roman" w:cs="Times New Roman"/>
@@ -139,7 +143,18 @@
           <w:szCs w:val="28"/>
           <w:lang w:val="en-US"/>
         </w:rPr>
-        <w:t>lari.</w:t>
+        <w:t>rni, pedagogik va psixologik asoslari</w:t>
+      </w:r>
+      <w:r>
+        <w:rPr>
+          <w:rFonts w:ascii="Times New Roman" w:hAnsi="Times New Roman" w:cs="Times New Roman"/>
+          <w:b/>
+          <w:color w:val="000000" w:themeColor="text1"/>
+          <w:sz w:val="28"/>
+          <w:szCs w:val="28"/>
+          <w:lang w:val="en-US"/>
+        </w:rPr>
+        <w:t>.</w:t>
       </w:r>
     </w:p>
     <w:p>
@@ -678,17 +693,7 @@
           <w:szCs w:val="28"/>
           <w:lang w:val="en-US"/>
         </w:rPr>
-        <w:t>I.T.</w:t>
-      </w:r>
-      <w:r>
-        <w:rPr>
-          <w:rFonts w:ascii="Times New Roman" w:hAnsi="Times New Roman" w:cs="Times New Roman"/>
-          <w:color w:val="000000" w:themeColor="text1"/>
-          <w:sz w:val="28"/>
-          <w:szCs w:val="28"/>
-          <w:lang w:val="en-US"/>
-        </w:rPr>
-        <w:t xml:space="preserve"> </w:t>
+        <w:t xml:space="preserve">I.T. </w:t>
       </w:r>
       <w:r>
         <w:rPr>
@@ -5477,27 +5482,7 @@
           <w:szCs w:val="28"/>
           <w:lang w:val="en-US"/>
         </w:rPr>
-        <w:t xml:space="preserve">va </w:t>
-      </w:r>
-      <w:r>
-        <w:rPr>
-          <w:rFonts w:ascii="Times New Roman" w:hAnsi="Times New Roman" w:cs="Times New Roman"/>
-          <w:color w:val="000000" w:themeColor="text1"/>
-          <w:sz w:val="28"/>
-          <w:szCs w:val="28"/>
-          <w:lang w:val="en-US"/>
-        </w:rPr>
-        <w:t>E.M.</w:t>
-      </w:r>
-      <w:r>
-        <w:rPr>
-          <w:rFonts w:ascii="Times New Roman" w:hAnsi="Times New Roman" w:cs="Times New Roman"/>
-          <w:color w:val="000000" w:themeColor="text1"/>
-          <w:sz w:val="28"/>
-          <w:szCs w:val="28"/>
-          <w:lang w:val="en-US"/>
-        </w:rPr>
-        <w:t xml:space="preserve"> Andronov</w:t>
+        <w:t>va E.M. Andronov</w:t>
       </w:r>
       <w:r>
         <w:rPr>
@@ -8415,6 +8400,7 @@
           <w:color w:val="000000" w:themeColor="text1"/>
           <w:sz w:val="28"/>
           <w:szCs w:val="28"/>
+          <w:lang w:val="en-US"/>
         </w:rPr>
         <w:t xml:space="preserve"> </w:t>
       </w:r>
@@ -8434,6 +8420,7 @@
           <w:color w:val="000000" w:themeColor="text1"/>
           <w:sz w:val="28"/>
           <w:szCs w:val="28"/>
+          <w:lang w:val="en-US"/>
         </w:rPr>
         <w:t xml:space="preserve"> </w:t>
       </w:r>
@@ -8453,6 +8440,7 @@
           <w:color w:val="000000" w:themeColor="text1"/>
           <w:sz w:val="28"/>
           <w:szCs w:val="28"/>
+          <w:lang w:val="en-US"/>
         </w:rPr>
         <w:t xml:space="preserve"> </w:t>
       </w:r>
@@ -8472,6 +8460,7 @@
           <w:color w:val="000000" w:themeColor="text1"/>
           <w:sz w:val="28"/>
           <w:szCs w:val="28"/>
+          <w:lang w:val="en-US"/>
         </w:rPr>
         <w:t xml:space="preserve"> </w:t>
       </w:r>
@@ -8491,6 +8480,7 @@
           <w:color w:val="000000" w:themeColor="text1"/>
           <w:sz w:val="28"/>
           <w:szCs w:val="28"/>
+          <w:lang w:val="en-US"/>
         </w:rPr>
         <w:t xml:space="preserve"> </w:t>
       </w:r>
@@ -8510,6 +8500,7 @@
           <w:color w:val="000000" w:themeColor="text1"/>
           <w:sz w:val="28"/>
           <w:szCs w:val="28"/>
+          <w:lang w:val="en-US"/>
         </w:rPr>
         <w:t xml:space="preserve"> </w:t>
       </w:r>
@@ -8529,6 +8520,7 @@
           <w:color w:val="000000" w:themeColor="text1"/>
           <w:sz w:val="28"/>
           <w:szCs w:val="28"/>
+          <w:lang w:val="en-US"/>
         </w:rPr>
         <w:t xml:space="preserve"> </w:t>
       </w:r>
@@ -8548,6 +8540,7 @@
           <w:color w:val="000000" w:themeColor="text1"/>
           <w:sz w:val="28"/>
           <w:szCs w:val="28"/>
+          <w:lang w:val="en-US"/>
         </w:rPr>
         <w:t xml:space="preserve"> </w:t>
       </w:r>
@@ -8567,6 +8560,7 @@
           <w:color w:val="000000" w:themeColor="text1"/>
           <w:sz w:val="28"/>
           <w:szCs w:val="28"/>
+          <w:lang w:val="en-US"/>
         </w:rPr>
         <w:t xml:space="preserve">. </w:t>
       </w:r>
@@ -9080,7 +9074,7 @@
       <w:pPr>
         <w:spacing w:line="360" w:lineRule="auto"/>
         <w:ind w:left="360"/>
-        <w:jc w:val="both"/>
+        <w:jc w:val="center"/>
         <w:rPr>
           <w:rFonts w:ascii="Times New Roman" w:hAnsi="Times New Roman" w:cs="Times New Roman"/>
           <w:color w:val="000000" w:themeColor="text1"/>
@@ -9144,29 +9138,7 @@
           <w:szCs w:val="28"/>
           <w:lang w:val="en-US"/>
         </w:rPr>
-        <w:t>.</w:t>
-      </w:r>
-      <w:r>
-        <w:rPr>
-          <w:rFonts w:ascii="Times New Roman" w:hAnsi="Times New Roman" w:cs="Times New Roman"/>
-          <w:b/>
-          <w:color w:val="000000" w:themeColor="text1"/>
-          <w:sz w:val="28"/>
-          <w:szCs w:val="28"/>
-          <w:lang w:val="en-US"/>
-        </w:rPr>
-        <w:t>-rasm</w:t>
-      </w:r>
-      <w:r>
-        <w:rPr>
-          <w:rFonts w:ascii="Times New Roman" w:hAnsi="Times New Roman" w:cs="Times New Roman"/>
-          <w:b/>
-          <w:color w:val="000000" w:themeColor="text1"/>
-          <w:sz w:val="28"/>
-          <w:szCs w:val="28"/>
-          <w:lang w:val="en-US"/>
-        </w:rPr>
-        <w:t>.</w:t>
+        <w:t>.-rasm.</w:t>
       </w:r>
       <w:r>
         <w:rPr>
@@ -9836,47 +9808,7 @@
           <w:szCs w:val="28"/>
           <w:lang w:val="en-US"/>
         </w:rPr>
-        <w:t>lajak pedagogning kompetentligini muhim tarkibiy asoslari (</w:t>
-      </w:r>
-      <w:r>
-        <w:rPr>
-          <w:rFonts w:ascii="Times New Roman" w:hAnsi="Times New Roman" w:cs="Times New Roman"/>
-          <w:color w:val="000000" w:themeColor="text1"/>
-          <w:sz w:val="28"/>
-          <w:szCs w:val="28"/>
-          <w:lang w:val="en-US"/>
-        </w:rPr>
-        <w:t>B</w:t>
-      </w:r>
-      <w:r>
-        <w:rPr>
-          <w:rFonts w:ascii="Times New Roman" w:hAnsi="Times New Roman" w:cs="Times New Roman"/>
-          <w:color w:val="000000" w:themeColor="text1"/>
-          <w:sz w:val="28"/>
-          <w:szCs w:val="28"/>
-          <w:lang w:val="en-US"/>
-        </w:rPr>
-        <w:t>.</w:t>
-      </w:r>
-      <w:r>
-        <w:rPr>
-          <w:rFonts w:ascii="Times New Roman" w:hAnsi="Times New Roman" w:cs="Times New Roman"/>
-          <w:color w:val="000000" w:themeColor="text1"/>
-          <w:sz w:val="28"/>
-          <w:szCs w:val="28"/>
-          <w:lang w:val="en-US"/>
-        </w:rPr>
-        <w:t>Nazarova</w:t>
-      </w:r>
-      <w:r>
-        <w:rPr>
-          <w:rFonts w:ascii="Times New Roman" w:hAnsi="Times New Roman" w:cs="Times New Roman"/>
-          <w:color w:val="000000" w:themeColor="text1"/>
-          <w:sz w:val="28"/>
-          <w:szCs w:val="28"/>
-          <w:lang w:val="en-US"/>
-        </w:rPr>
-        <w:t>)</w:t>
+        <w:t>lajak pedagogning kompetentligini muhim tarkibiy asoslari (B.Nazarova)</w:t>
       </w:r>
     </w:p>
     <w:p>
@@ -11357,6 +11289,7 @@
       <w:r>
         <w:rPr>
           <w:rFonts w:ascii="Times New Roman" w:hAnsi="Times New Roman" w:cs="Times New Roman"/>
+          <w:b/>
           <w:color w:val="000000" w:themeColor="text1"/>
           <w:sz w:val="28"/>
           <w:szCs w:val="28"/>
@@ -11389,17 +11322,7 @@
           <w:szCs w:val="28"/>
           <w:lang w:val="en-US"/>
         </w:rPr>
-        <w:t>si. (</w:t>
-      </w:r>
-      <w:r>
-        <w:rPr>
-          <w:rFonts w:ascii="Times New Roman" w:hAnsi="Times New Roman" w:cs="Times New Roman"/>
-          <w:color w:val="000000" w:themeColor="text1"/>
-          <w:sz w:val="28"/>
-          <w:szCs w:val="28"/>
-          <w:lang w:val="en-US"/>
-        </w:rPr>
-        <w:t>Ye.</w:t>
+        <w:t>si. (Ye.</w:t>
       </w:r>
       <w:proofErr w:type="gramStart"/>
       <w:r>
@@ -11434,6 +11357,7 @@
           <w:color w:val="000000" w:themeColor="text1"/>
           <w:sz w:val="28"/>
           <w:szCs w:val="28"/>
+          <w:lang w:val="en-US"/>
         </w:rPr>
       </w:pPr>
       <w:r>
@@ -11452,8 +11376,53 @@
           <w:color w:val="000000" w:themeColor="text1"/>
           <w:sz w:val="28"/>
           <w:szCs w:val="28"/>
-        </w:rPr>
-        <w:t>Bu borada nafaqat fanlararo integratsiyalashgan yondashuvlardan foydalanish, balki har bir fanga xos individual va interfaol o‘qitish uslublarini, zamonaviy raqamli vositalar asosida shakllantirilgan ta’lim metodlarini keng joriy etish zarur. Bunda o‘qituvchi faqat bilim beruvchi emas, balki raqamli pedagogik muhitni boshqaruvchi, axborot texnologiyalarining samarali foydalanuvchisi va innovatsion metodikalarni tatbiq etuvchi subyekt sifatida maydonga chiqadi.</w:t>
+          <w:lang w:val="en-US"/>
+        </w:rPr>
+        <w:t xml:space="preserve">Bu borada nafaqat fanlararo integratsiyalashgan yondashuvlardan foydalanish, balki har bir fanga xos individual va interfaol </w:t>
+      </w:r>
+      <w:proofErr w:type="gramStart"/>
+      <w:r>
+        <w:rPr>
+          <w:rFonts w:ascii="Times New Roman" w:hAnsi="Times New Roman" w:cs="Times New Roman"/>
+          <w:color w:val="000000" w:themeColor="text1"/>
+          <w:sz w:val="28"/>
+          <w:szCs w:val="28"/>
+          <w:lang w:val="en-US"/>
+        </w:rPr>
+        <w:t>o‘</w:t>
+      </w:r>
+      <w:proofErr w:type="gramEnd"/>
+      <w:r>
+        <w:rPr>
+          <w:rFonts w:ascii="Times New Roman" w:hAnsi="Times New Roman" w:cs="Times New Roman"/>
+          <w:color w:val="000000" w:themeColor="text1"/>
+          <w:sz w:val="28"/>
+          <w:szCs w:val="28"/>
+          <w:lang w:val="en-US"/>
+        </w:rPr>
+        <w:t xml:space="preserve">qitish uslublarini, zamonaviy raqamli vositalar asosida shakllantirilgan ta’lim metodlarini keng joriy etish zarur. Bunda </w:t>
+      </w:r>
+      <w:proofErr w:type="gramStart"/>
+      <w:r>
+        <w:rPr>
+          <w:rFonts w:ascii="Times New Roman" w:hAnsi="Times New Roman" w:cs="Times New Roman"/>
+          <w:color w:val="000000" w:themeColor="text1"/>
+          <w:sz w:val="28"/>
+          <w:szCs w:val="28"/>
+          <w:lang w:val="en-US"/>
+        </w:rPr>
+        <w:t>o‘</w:t>
+      </w:r>
+      <w:proofErr w:type="gramEnd"/>
+      <w:r>
+        <w:rPr>
+          <w:rFonts w:ascii="Times New Roman" w:hAnsi="Times New Roman" w:cs="Times New Roman"/>
+          <w:color w:val="000000" w:themeColor="text1"/>
+          <w:sz w:val="28"/>
+          <w:szCs w:val="28"/>
+          <w:lang w:val="en-US"/>
+        </w:rPr>
+        <w:t>qituvchi faqat bilim beruvchi emas, balki raqamli pedagogik muhitni boshqaruvchi, axborot texnologiyalarining samarali foydalanuvchisi va innovatsion metodikalarni tatbiq etuvchi subyekt sifatida maydonga chiqadi.</w:t>
       </w:r>
     </w:p>
     <w:p>
@@ -11466,6 +11435,7 @@
           <w:color w:val="000000" w:themeColor="text1"/>
           <w:sz w:val="28"/>
           <w:szCs w:val="28"/>
+          <w:lang w:val="en-US"/>
         </w:rPr>
       </w:pPr>
       <w:r>
@@ -11474,8 +11444,53 @@
           <w:color w:val="000000" w:themeColor="text1"/>
           <w:sz w:val="28"/>
           <w:szCs w:val="28"/>
-        </w:rPr>
-        <w:t>Turli mutaxassis va tadqiqotchilar fikriga ko‘ra, raqamli kompetensiya — bu hayotning deyarli barcha sohalarida, jumladan, mehnat faoliyati, shaxsiy rivojlanish, ta’lim olish va ijtimoiy faoliyatda axborot-kommunikatsiya texnologiyalaridan ishonchli, tanqidiy va ijodiy tarzda foydalanish salohiyatini anglatadi [5]. Bu yondashuv, ayniqsa, axborotlar oqimi tobora kengayib borayotgan, soxta yoki noto‘g‘ri ma’lumotlarga tez duch kelinayotgan sharoitda axborotni tahlil qilish, baholash, undan samarali foydalanish va uni baham ko‘rish bo‘yicha puxta ko‘nikmalarni shakllantirish zaruratini yuzaga keltirmoqda.</w:t>
+          <w:lang w:val="en-US"/>
+        </w:rPr>
+        <w:t xml:space="preserve">Turli mutaxassis va tadqiqotchilar fikriga </w:t>
+      </w:r>
+      <w:proofErr w:type="gramStart"/>
+      <w:r>
+        <w:rPr>
+          <w:rFonts w:ascii="Times New Roman" w:hAnsi="Times New Roman" w:cs="Times New Roman"/>
+          <w:color w:val="000000" w:themeColor="text1"/>
+          <w:sz w:val="28"/>
+          <w:szCs w:val="28"/>
+          <w:lang w:val="en-US"/>
+        </w:rPr>
+        <w:t>ko‘</w:t>
+      </w:r>
+      <w:proofErr w:type="gramEnd"/>
+      <w:r>
+        <w:rPr>
+          <w:rFonts w:ascii="Times New Roman" w:hAnsi="Times New Roman" w:cs="Times New Roman"/>
+          <w:color w:val="000000" w:themeColor="text1"/>
+          <w:sz w:val="28"/>
+          <w:szCs w:val="28"/>
+          <w:lang w:val="en-US"/>
+        </w:rPr>
+        <w:t xml:space="preserve">ra, raqamli kompetensiya — bu hayotning deyarli barcha sohalarida, jumladan, mehnat faoliyati, shaxsiy rivojlanish, ta’lim olish va ijtimoiy faoliyatda axborot-kommunikatsiya texnologiyalaridan ishonchli, tanqidiy va ijodiy tarzda foydalanish salohiyatini anglatadi [5]. Bu yondashuv, ayniqsa, axborotlar oqimi tobora kengayib borayotgan, soxta yoki </w:t>
+      </w:r>
+      <w:proofErr w:type="gramStart"/>
+      <w:r>
+        <w:rPr>
+          <w:rFonts w:ascii="Times New Roman" w:hAnsi="Times New Roman" w:cs="Times New Roman"/>
+          <w:color w:val="000000" w:themeColor="text1"/>
+          <w:sz w:val="28"/>
+          <w:szCs w:val="28"/>
+          <w:lang w:val="en-US"/>
+        </w:rPr>
+        <w:t>noto‘</w:t>
+      </w:r>
+      <w:proofErr w:type="gramEnd"/>
+      <w:r>
+        <w:rPr>
+          <w:rFonts w:ascii="Times New Roman" w:hAnsi="Times New Roman" w:cs="Times New Roman"/>
+          <w:color w:val="000000" w:themeColor="text1"/>
+          <w:sz w:val="28"/>
+          <w:szCs w:val="28"/>
+          <w:lang w:val="en-US"/>
+        </w:rPr>
+        <w:t>g‘ri ma’lumotlarga tez duch kelinayotgan sharoitda axborotni tahlil qilish, baholash, undan samarali foydalanish va uni baham ko‘rish bo‘yicha puxta ko‘nikmalarni shakllantirish zaruratini yuzaga keltirmoqda.</w:t>
       </w:r>
     </w:p>
     <w:p>
@@ -11488,6 +11503,7 @@
           <w:color w:val="000000" w:themeColor="text1"/>
           <w:sz w:val="28"/>
           <w:szCs w:val="28"/>
+          <w:lang w:val="en-US"/>
         </w:rPr>
       </w:pPr>
       <w:r>
@@ -11496,9 +11512,76 @@
           <w:color w:val="000000" w:themeColor="text1"/>
           <w:sz w:val="28"/>
           <w:szCs w:val="28"/>
+          <w:lang w:val="en-US"/>
         </w:rPr>
         <w:lastRenderedPageBreak/>
-        <w:t>Raqamli kompetensiya tushunchasi odatda axborot-kommunikatsiya texnologiyalari (AKT) bilan bog‘liq bo‘lgan asosiy ko‘nikmalar majmuasini qamrab oladi. Bu ko‘nikmalar tarkibiga quyidagilar kiradi: elektron qurilmalar, kompyuter va mobil texnologiyalar orqali ma’lumotlarni izlash, ularni tahlil qilish va ishonchliligini baholash, kerakli shaklda taqdim etish, raqamli formatda saqlash hamda almashish imkoniyatlari, shuningdek, Internet va elektron vositalar orqali samarali muloqot olib borish qobiliyatlari. Shu bilan birga, bu ko‘nikmalarni faqat texnik darajada egallash emas, balki ularni tanqidiy, ijtimoiy mas’uliyatli va kontekstga mos holda qo‘llash ham raqamli kompetensiyaning ajralmas jihatlaridan biridir.</w:t>
+        <w:t xml:space="preserve">Raqamli kompetensiya tushunchasi odatda axborot-kommunikatsiya texnologiyalari (AKT) bilan </w:t>
+      </w:r>
+      <w:proofErr w:type="gramStart"/>
+      <w:r>
+        <w:rPr>
+          <w:rFonts w:ascii="Times New Roman" w:hAnsi="Times New Roman" w:cs="Times New Roman"/>
+          <w:color w:val="000000" w:themeColor="text1"/>
+          <w:sz w:val="28"/>
+          <w:szCs w:val="28"/>
+          <w:lang w:val="en-US"/>
+        </w:rPr>
+        <w:t>bog‘</w:t>
+      </w:r>
+      <w:proofErr w:type="gramEnd"/>
+      <w:r>
+        <w:rPr>
+          <w:rFonts w:ascii="Times New Roman" w:hAnsi="Times New Roman" w:cs="Times New Roman"/>
+          <w:color w:val="000000" w:themeColor="text1"/>
+          <w:sz w:val="28"/>
+          <w:szCs w:val="28"/>
+          <w:lang w:val="en-US"/>
+        </w:rPr>
+        <w:t xml:space="preserve">liq bo‘lgan asosiy ko‘nikmalar majmuasini qamrab oladi. Bu </w:t>
+      </w:r>
+      <w:proofErr w:type="gramStart"/>
+      <w:r>
+        <w:rPr>
+          <w:rFonts w:ascii="Times New Roman" w:hAnsi="Times New Roman" w:cs="Times New Roman"/>
+          <w:color w:val="000000" w:themeColor="text1"/>
+          <w:sz w:val="28"/>
+          <w:szCs w:val="28"/>
+          <w:lang w:val="en-US"/>
+        </w:rPr>
+        <w:t>ko‘</w:t>
+      </w:r>
+      <w:proofErr w:type="gramEnd"/>
+      <w:r>
+        <w:rPr>
+          <w:rFonts w:ascii="Times New Roman" w:hAnsi="Times New Roman" w:cs="Times New Roman"/>
+          <w:color w:val="000000" w:themeColor="text1"/>
+          <w:sz w:val="28"/>
+          <w:szCs w:val="28"/>
+          <w:lang w:val="en-US"/>
+        </w:rPr>
+        <w:t xml:space="preserve">nikmalar tarkibiga quyidagilar kiradi: elektron qurilmalar, kompyuter va mobil texnologiyalar orqali ma’lumotlarni izlash, ularni tahlil qilish va ishonchliligini baholash, kerakli shaklda taqdim etish, raqamli formatda saqlash hamda almashish imkoniyatlari, shuningdek, Internet va elektron vositalar orqali samarali muloqot olib borish qobiliyatlari. Shu bilan birga, bu </w:t>
+      </w:r>
+      <w:proofErr w:type="gramStart"/>
+      <w:r>
+        <w:rPr>
+          <w:rFonts w:ascii="Times New Roman" w:hAnsi="Times New Roman" w:cs="Times New Roman"/>
+          <w:color w:val="000000" w:themeColor="text1"/>
+          <w:sz w:val="28"/>
+          <w:szCs w:val="28"/>
+          <w:lang w:val="en-US"/>
+        </w:rPr>
+        <w:t>ko‘</w:t>
+      </w:r>
+      <w:proofErr w:type="gramEnd"/>
+      <w:r>
+        <w:rPr>
+          <w:rFonts w:ascii="Times New Roman" w:hAnsi="Times New Roman" w:cs="Times New Roman"/>
+          <w:color w:val="000000" w:themeColor="text1"/>
+          <w:sz w:val="28"/>
+          <w:szCs w:val="28"/>
+          <w:lang w:val="en-US"/>
+        </w:rPr>
+        <w:t>nikmalarni faqat texnik darajada egallash emas, balki ularni tanqidiy, ijtimoiy mas’uliyatli va kontekstga mos holda qo‘llash ham raqamli kompetensiyaning ajralmas jihatlaridan biridir.</w:t>
       </w:r>
     </w:p>
     <w:p>
@@ -11511,6 +11594,7 @@
           <w:color w:val="000000" w:themeColor="text1"/>
           <w:sz w:val="28"/>
           <w:szCs w:val="28"/>
+          <w:lang w:val="en-US"/>
         </w:rPr>
       </w:pPr>
       <w:r>
@@ -11519,8 +11603,75 @@
           <w:color w:val="000000" w:themeColor="text1"/>
           <w:sz w:val="28"/>
           <w:szCs w:val="28"/>
-        </w:rPr>
-        <w:t>Shuningdek, bugungi raqamli ta’lim muhitida o‘quvchilar va talabalar faqat passiv bilim oluvchilar emas, balki aktiv axborot yaratuvchilar va tarqatuvchilar sifatida shakllanmoqda. Bu esa ularning raqamli savodxonligini, axborot xavfsizligi va shaxsiy ma’lumotlarni himoya qilish bo‘yicha mas’uliyatini kuchaytirishni talab etadi. Raqamli kompetensiyalarni shakllantirishda esa o‘quv dasturlarini yangilash, metodik ta’minotlarni raqamli texnologiyalar bilan boyitish, o‘quvchilarni AKT bilan ishlashga motivatsiya qilish, turli raqamli platformalar, sun’iy intellekt asosidagi vositalar va multimedia texnologiyalaridan foydalanishga tayyorlash kabi vazifalar muhim o‘rin tutadi.</w:t>
+          <w:lang w:val="en-US"/>
+        </w:rPr>
+        <w:t xml:space="preserve">Shuningdek, bugungi raqamli ta’lim muhitida </w:t>
+      </w:r>
+      <w:proofErr w:type="gramStart"/>
+      <w:r>
+        <w:rPr>
+          <w:rFonts w:ascii="Times New Roman" w:hAnsi="Times New Roman" w:cs="Times New Roman"/>
+          <w:color w:val="000000" w:themeColor="text1"/>
+          <w:sz w:val="28"/>
+          <w:szCs w:val="28"/>
+          <w:lang w:val="en-US"/>
+        </w:rPr>
+        <w:t>o‘</w:t>
+      </w:r>
+      <w:proofErr w:type="gramEnd"/>
+      <w:r>
+        <w:rPr>
+          <w:rFonts w:ascii="Times New Roman" w:hAnsi="Times New Roman" w:cs="Times New Roman"/>
+          <w:color w:val="000000" w:themeColor="text1"/>
+          <w:sz w:val="28"/>
+          <w:szCs w:val="28"/>
+          <w:lang w:val="en-US"/>
+        </w:rPr>
+        <w:t xml:space="preserve">quvchilar va talabalar faqat passiv bilim oluvchilar emas, balki aktiv axborot yaratuvchilar va tarqatuvchilar sifatida shakllanmoqda. Bu esa ularning raqamli savodxonligini, axborot xavfsizligi va shaxsiy ma’lumotlarni himoya qilish </w:t>
+      </w:r>
+      <w:proofErr w:type="gramStart"/>
+      <w:r>
+        <w:rPr>
+          <w:rFonts w:ascii="Times New Roman" w:hAnsi="Times New Roman" w:cs="Times New Roman"/>
+          <w:color w:val="000000" w:themeColor="text1"/>
+          <w:sz w:val="28"/>
+          <w:szCs w:val="28"/>
+          <w:lang w:val="en-US"/>
+        </w:rPr>
+        <w:t>bo‘</w:t>
+      </w:r>
+      <w:proofErr w:type="gramEnd"/>
+      <w:r>
+        <w:rPr>
+          <w:rFonts w:ascii="Times New Roman" w:hAnsi="Times New Roman" w:cs="Times New Roman"/>
+          <w:color w:val="000000" w:themeColor="text1"/>
+          <w:sz w:val="28"/>
+          <w:szCs w:val="28"/>
+          <w:lang w:val="en-US"/>
+        </w:rPr>
+        <w:t xml:space="preserve">yicha mas’uliyatini kuchaytirishni talab etadi. Raqamli kompetensiyalarni shakllantirishda esa </w:t>
+      </w:r>
+      <w:proofErr w:type="gramStart"/>
+      <w:r>
+        <w:rPr>
+          <w:rFonts w:ascii="Times New Roman" w:hAnsi="Times New Roman" w:cs="Times New Roman"/>
+          <w:color w:val="000000" w:themeColor="text1"/>
+          <w:sz w:val="28"/>
+          <w:szCs w:val="28"/>
+          <w:lang w:val="en-US"/>
+        </w:rPr>
+        <w:t>o‘</w:t>
+      </w:r>
+      <w:proofErr w:type="gramEnd"/>
+      <w:r>
+        <w:rPr>
+          <w:rFonts w:ascii="Times New Roman" w:hAnsi="Times New Roman" w:cs="Times New Roman"/>
+          <w:color w:val="000000" w:themeColor="text1"/>
+          <w:sz w:val="28"/>
+          <w:szCs w:val="28"/>
+          <w:lang w:val="en-US"/>
+        </w:rPr>
+        <w:t>quv dasturlarini yangilash, metodik ta’minotlarni raqamli texnologiyalar bilan boyitish, o‘quvchilarni AKT bilan ishlashga motivatsiya qilish, turli raqamli platformalar, sun’iy intellekt asosidagi vositalar va multimedia texnologiyalaridan foydalanishga tayyorlash kabi vazifalar muhim o‘rin tutadi.</w:t>
       </w:r>
     </w:p>
     <w:p>
@@ -11624,27 +11775,7 @@
           <w:szCs w:val="28"/>
           <w:lang w:val="en-US"/>
         </w:rPr>
-        <w:t xml:space="preserve">Raqamli </w:t>
-      </w:r>
-      <w:r>
-        <w:rPr>
-          <w:rFonts w:ascii="Times New Roman" w:hAnsi="Times New Roman" w:cs="Times New Roman"/>
-          <w:color w:val="000000" w:themeColor="text1"/>
-          <w:sz w:val="28"/>
-          <w:szCs w:val="28"/>
-          <w:lang w:val="en-US"/>
-        </w:rPr>
-        <w:t xml:space="preserve">texnologiyalarni </w:t>
-      </w:r>
-      <w:r>
-        <w:rPr>
-          <w:rFonts w:ascii="Times New Roman" w:hAnsi="Times New Roman" w:cs="Times New Roman"/>
-          <w:color w:val="000000" w:themeColor="text1"/>
-          <w:sz w:val="28"/>
-          <w:szCs w:val="28"/>
-          <w:lang w:val="en-US"/>
-        </w:rPr>
-        <w:t>z</w:t>
+        <w:t>Raqamli texnologiyalarni z</w:t>
       </w:r>
       <w:r>
         <w:rPr>
@@ -11704,17 +11835,7 @@
           <w:szCs w:val="28"/>
           <w:lang w:val="en-US"/>
         </w:rPr>
-        <w:t>balki</w:t>
-      </w:r>
-      <w:r>
-        <w:rPr>
-          <w:rFonts w:ascii="Times New Roman" w:hAnsi="Times New Roman" w:cs="Times New Roman"/>
-          <w:color w:val="000000" w:themeColor="text1"/>
-          <w:sz w:val="28"/>
-          <w:szCs w:val="28"/>
-          <w:lang w:val="en-US"/>
-        </w:rPr>
-        <w:t xml:space="preserve"> </w:t>
+        <w:t xml:space="preserve">balki </w:t>
       </w:r>
       <w:proofErr w:type="gramStart"/>
       <w:r>
@@ -11736,17 +11857,7 @@
           <w:szCs w:val="28"/>
           <w:lang w:val="en-US"/>
         </w:rPr>
-        <w:t>qitishning sifat va samaradorligini oshirish</w:t>
-      </w:r>
-      <w:r>
-        <w:rPr>
-          <w:rFonts w:ascii="Times New Roman" w:hAnsi="Times New Roman" w:cs="Times New Roman"/>
-          <w:color w:val="000000" w:themeColor="text1"/>
-          <w:sz w:val="28"/>
-          <w:szCs w:val="28"/>
-          <w:lang w:val="en-US"/>
-        </w:rPr>
-        <w:t xml:space="preserve"> uchun </w:t>
+        <w:t xml:space="preserve">qitishning sifat va samaradorligini oshirish uchun </w:t>
       </w:r>
       <w:r>
         <w:rPr>
@@ -12610,17 +12721,7 @@
           <w:szCs w:val="28"/>
           <w:lang w:val="en-US"/>
         </w:rPr>
-        <w:t xml:space="preserve">Ta’lim </w:t>
-      </w:r>
-      <w:r>
-        <w:rPr>
-          <w:rFonts w:ascii="Times New Roman" w:hAnsi="Times New Roman" w:cs="Times New Roman"/>
-          <w:color w:val="000000" w:themeColor="text1"/>
-          <w:sz w:val="28"/>
-          <w:szCs w:val="28"/>
-          <w:lang w:val="en-US"/>
-        </w:rPr>
-        <w:t xml:space="preserve">tizimining barcha </w:t>
+        <w:t xml:space="preserve">Ta’lim tizimining barcha </w:t>
       </w:r>
       <w:proofErr w:type="gramStart"/>
       <w:r>
@@ -12642,37 +12743,7 @@
           <w:szCs w:val="28"/>
           <w:lang w:val="en-US"/>
         </w:rPr>
-        <w:t>g‘inlarida</w:t>
-      </w:r>
-      <w:r>
-        <w:rPr>
-          <w:rFonts w:ascii="Times New Roman" w:hAnsi="Times New Roman" w:cs="Times New Roman"/>
-          <w:color w:val="000000" w:themeColor="text1"/>
-          <w:sz w:val="28"/>
-          <w:szCs w:val="28"/>
-          <w:lang w:val="en-US"/>
-        </w:rPr>
-        <w:t xml:space="preserve"> axborotlashtirish </w:t>
-      </w:r>
-      <w:r>
-        <w:rPr>
-          <w:rFonts w:ascii="Times New Roman" w:hAnsi="Times New Roman" w:cs="Times New Roman"/>
-          <w:color w:val="000000" w:themeColor="text1"/>
-          <w:sz w:val="28"/>
-          <w:szCs w:val="28"/>
-          <w:lang w:val="en-US"/>
-        </w:rPr>
-        <w:t>jarayonining</w:t>
-      </w:r>
-      <w:r>
-        <w:rPr>
-          <w:rFonts w:ascii="Times New Roman" w:hAnsi="Times New Roman" w:cs="Times New Roman"/>
-          <w:color w:val="000000" w:themeColor="text1"/>
-          <w:sz w:val="28"/>
-          <w:szCs w:val="28"/>
-          <w:lang w:val="en-US"/>
-        </w:rPr>
-        <w:t xml:space="preserve"> jadal sur</w:t>
+        <w:t>g‘inlarida axborotlashtirish jarayonining jadal sur</w:t>
       </w:r>
       <w:r>
         <w:rPr>
@@ -15635,7 +15706,7 @@
           <w:rPr>
             <w:noProof/>
           </w:rPr>
-          <w:t>20</w:t>
+          <w:t>21</w:t>
         </w:r>
         <w:r>
           <w:fldChar w:fldCharType="end"/>
@@ -15897,6 +15968,9 @@
     <w:p>
       <w:pPr>
         <w:pStyle w:val="af5"/>
+        <w:rPr>
+          <w:lang w:val="en-US"/>
+        </w:rPr>
       </w:pPr>
       <w:r>
         <w:rPr>
@@ -15905,9 +15979,11 @@
         <w:footnoteRef/>
       </w:r>
       <w:r>
+        <w:rPr>
+          <w:lang w:val="en-US"/>
+        </w:rPr>
         <w:t xml:space="preserve"> </w:t>
       </w:r>
-      <w:bookmarkStart w:id="0" w:name="_GoBack"/>
       <w:r>
         <w:rPr>
           <w:lang w:val="en-US"/>
@@ -15915,6 +15991,9 @@
         <w:t>A</w:t>
       </w:r>
       <w:r>
+        <w:rPr>
+          <w:lang w:val="en-US"/>
+        </w:rPr>
         <w:t>.</w:t>
       </w:r>
       <w:r>
@@ -15924,6 +16003,9 @@
         <w:t>V</w:t>
       </w:r>
       <w:r>
+        <w:rPr>
+          <w:lang w:val="en-US"/>
+        </w:rPr>
         <w:t xml:space="preserve">. </w:t>
       </w:r>
       <w:r>
@@ -15932,7 +16014,6 @@
         </w:rPr>
         <w:t>Xutorskoy</w:t>
       </w:r>
-      <w:bookmarkEnd w:id="0"/>
     </w:p>
   </w:footnote>
   <w:footnote w:id="8">
@@ -15976,16 +16057,10 @@
       </w:r>
       <w:proofErr w:type="gramEnd"/>
       <w:r>
-        <w:t xml:space="preserve"> “</w:t>
-      </w:r>
-      <w:r>
-        <w:t xml:space="preserve">Основные признаки профессионального развития - становление </w:t>
-      </w:r>
-      <w:r>
-        <w:t>различных видов профессиональной компетентности</w:t>
-      </w:r>
-      <w:r>
-        <w:t>”</w:t>
+        <w:t xml:space="preserve"> “Основные признаки профессионального развития - становление </w:t>
+      </w:r>
+      <w:r>
+        <w:t>различных видов профессиональной компетентности”</w:t>
       </w:r>
     </w:p>
   </w:footnote>
@@ -16191,13 +16266,7 @@
         <w:rPr>
           <w:lang w:val="en-US"/>
         </w:rPr>
-        <w:t xml:space="preserve"> </w:t>
-      </w:r>
-      <w:r>
-        <w:rPr>
-          <w:lang w:val="en-US"/>
-        </w:rPr>
-        <w:t>A.</w:t>
+        <w:t xml:space="preserve"> A.</w:t>
       </w:r>
       <w:proofErr w:type="gramStart"/>
       <w:r>
@@ -16308,7 +16377,7 @@
         <v:path o:extrusionok="f" gradientshapeok="t" o:connecttype="rect"/>
         <o:lock v:ext="edit" aspectratio="t"/>
       </v:shapetype>
-      <v:shape id="_x0000_i1183" type="#_x0000_t75" style="width:11.35pt;height:11.35pt" o:bullet="t">
+      <v:shape id="_x0000_i1034" type="#_x0000_t75" style="width:11pt;height:11pt" o:bullet="t">
         <v:imagedata r:id="rId1" o:title="mso4D87"/>
       </v:shape>
     </w:pict>
@@ -18021,6 +18090,7 @@
   <w:style w:type="character" w:default="1" w:styleId="a0">
     <w:name w:val="Default Paragraph Font"/>
     <w:uiPriority w:val="1"/>
+    <w:semiHidden/>
     <w:unhideWhenUsed/>
   </w:style>
   <w:style w:type="table" w:default="1" w:styleId="a1">
@@ -26143,6 +26213,13 @@
         </dgm:presLayoutVars>
       </dgm:prSet>
       <dgm:spPr/>
+      <dgm:t>
+        <a:bodyPr/>
+        <a:lstStyle/>
+        <a:p>
+          <a:endParaRPr lang="ru-RU"/>
+        </a:p>
+      </dgm:t>
     </dgm:pt>
     <dgm:pt modelId="{E4E116C5-B634-47B1-A8E7-5C43DF083806}" type="pres">
       <dgm:prSet presAssocID="{5A3DC456-5463-4043-896B-5D236688BA75}" presName="root1" presStyleCnt="0"/>
@@ -26155,6 +26232,13 @@
         </dgm:presLayoutVars>
       </dgm:prSet>
       <dgm:spPr/>
+      <dgm:t>
+        <a:bodyPr/>
+        <a:lstStyle/>
+        <a:p>
+          <a:endParaRPr lang="ru-RU"/>
+        </a:p>
+      </dgm:t>
     </dgm:pt>
     <dgm:pt modelId="{E343C30B-CB51-45EA-A37A-C71AADCC4FBE}" type="pres">
       <dgm:prSet presAssocID="{5A3DC456-5463-4043-896B-5D236688BA75}" presName="level2hierChild" presStyleCnt="0"/>
@@ -26163,10 +26247,24 @@
     <dgm:pt modelId="{1757B905-FCE3-4A47-8FAE-C64F0F1D4F94}" type="pres">
       <dgm:prSet presAssocID="{351E5320-2DF9-4E54-B3AF-02FA10057334}" presName="conn2-1" presStyleLbl="parChTrans1D2" presStyleIdx="0" presStyleCnt="5"/>
       <dgm:spPr/>
+      <dgm:t>
+        <a:bodyPr/>
+        <a:lstStyle/>
+        <a:p>
+          <a:endParaRPr lang="ru-RU"/>
+        </a:p>
+      </dgm:t>
     </dgm:pt>
     <dgm:pt modelId="{A38B5AB5-B24F-4C3E-9983-ACCDB52573E0}" type="pres">
       <dgm:prSet presAssocID="{351E5320-2DF9-4E54-B3AF-02FA10057334}" presName="connTx" presStyleLbl="parChTrans1D2" presStyleIdx="0" presStyleCnt="5"/>
       <dgm:spPr/>
+      <dgm:t>
+        <a:bodyPr/>
+        <a:lstStyle/>
+        <a:p>
+          <a:endParaRPr lang="ru-RU"/>
+        </a:p>
+      </dgm:t>
     </dgm:pt>
     <dgm:pt modelId="{1F55FD18-5052-41DA-939A-A294E23E4604}" type="pres">
       <dgm:prSet presAssocID="{04B031DE-53BD-47BD-8947-BE57391D204C}" presName="root2" presStyleCnt="0"/>
@@ -26194,10 +26292,24 @@
     <dgm:pt modelId="{AA2C7052-FA94-4CAE-A2B3-488127F2A5E6}" type="pres">
       <dgm:prSet presAssocID="{393EDC04-4499-47C2-911F-A686283C5C7A}" presName="conn2-1" presStyleLbl="parChTrans1D2" presStyleIdx="1" presStyleCnt="5"/>
       <dgm:spPr/>
+      <dgm:t>
+        <a:bodyPr/>
+        <a:lstStyle/>
+        <a:p>
+          <a:endParaRPr lang="ru-RU"/>
+        </a:p>
+      </dgm:t>
     </dgm:pt>
     <dgm:pt modelId="{F5167B23-F75D-4943-B530-AB2ACDB450BF}" type="pres">
       <dgm:prSet presAssocID="{393EDC04-4499-47C2-911F-A686283C5C7A}" presName="connTx" presStyleLbl="parChTrans1D2" presStyleIdx="1" presStyleCnt="5"/>
       <dgm:spPr/>
+      <dgm:t>
+        <a:bodyPr/>
+        <a:lstStyle/>
+        <a:p>
+          <a:endParaRPr lang="ru-RU"/>
+        </a:p>
+      </dgm:t>
     </dgm:pt>
     <dgm:pt modelId="{A34FCE55-2A03-4F58-89DE-CCB59B955181}" type="pres">
       <dgm:prSet presAssocID="{1383F7A7-4473-4F33-B7AB-ED1A9719C06E}" presName="root2" presStyleCnt="0"/>
@@ -26225,10 +26337,24 @@
     <dgm:pt modelId="{3CAB5D67-F2EE-4B1C-BAA8-7664EF2F351C}" type="pres">
       <dgm:prSet presAssocID="{2648B817-B8EE-49E2-A21E-0C8AEDACD5B1}" presName="conn2-1" presStyleLbl="parChTrans1D3" presStyleIdx="0" presStyleCnt="1"/>
       <dgm:spPr/>
+      <dgm:t>
+        <a:bodyPr/>
+        <a:lstStyle/>
+        <a:p>
+          <a:endParaRPr lang="ru-RU"/>
+        </a:p>
+      </dgm:t>
     </dgm:pt>
     <dgm:pt modelId="{9EECF78C-FADF-41A9-9955-FD7074D7B327}" type="pres">
       <dgm:prSet presAssocID="{2648B817-B8EE-49E2-A21E-0C8AEDACD5B1}" presName="connTx" presStyleLbl="parChTrans1D3" presStyleIdx="0" presStyleCnt="1"/>
       <dgm:spPr/>
+      <dgm:t>
+        <a:bodyPr/>
+        <a:lstStyle/>
+        <a:p>
+          <a:endParaRPr lang="ru-RU"/>
+        </a:p>
+      </dgm:t>
     </dgm:pt>
     <dgm:pt modelId="{CCAFD804-58D9-46E3-9317-7E7B68E1C0AB}" type="pres">
       <dgm:prSet presAssocID="{A82C9C02-CD88-4AA6-A9C3-E0762D5C496C}" presName="root2" presStyleCnt="0"/>
@@ -26256,10 +26382,24 @@
     <dgm:pt modelId="{2E7E8080-4595-4A15-A4D9-8049FA61D7F5}" type="pres">
       <dgm:prSet presAssocID="{05740A1A-CF86-494D-9DD9-739886DCDFC7}" presName="conn2-1" presStyleLbl="parChTrans1D2" presStyleIdx="2" presStyleCnt="5"/>
       <dgm:spPr/>
+      <dgm:t>
+        <a:bodyPr/>
+        <a:lstStyle/>
+        <a:p>
+          <a:endParaRPr lang="ru-RU"/>
+        </a:p>
+      </dgm:t>
     </dgm:pt>
     <dgm:pt modelId="{3583E4BA-B6EC-4A5A-9DE5-1A370D24379C}" type="pres">
       <dgm:prSet presAssocID="{05740A1A-CF86-494D-9DD9-739886DCDFC7}" presName="connTx" presStyleLbl="parChTrans1D2" presStyleIdx="2" presStyleCnt="5"/>
       <dgm:spPr/>
+      <dgm:t>
+        <a:bodyPr/>
+        <a:lstStyle/>
+        <a:p>
+          <a:endParaRPr lang="ru-RU"/>
+        </a:p>
+      </dgm:t>
     </dgm:pt>
     <dgm:pt modelId="{C76E958E-1A1A-4D93-90B6-4B7C61EB423D}" type="pres">
       <dgm:prSet presAssocID="{4E54FBBD-504F-4DE0-B4C9-886AF7D95224}" presName="root2" presStyleCnt="0"/>
@@ -26287,10 +26427,24 @@
     <dgm:pt modelId="{2D1073CD-9B0A-447B-A2DF-335C22EB25CE}" type="pres">
       <dgm:prSet presAssocID="{85C82D76-F046-4282-9187-15366E2BAE66}" presName="conn2-1" presStyleLbl="parChTrans1D2" presStyleIdx="3" presStyleCnt="5"/>
       <dgm:spPr/>
+      <dgm:t>
+        <a:bodyPr/>
+        <a:lstStyle/>
+        <a:p>
+          <a:endParaRPr lang="ru-RU"/>
+        </a:p>
+      </dgm:t>
     </dgm:pt>
     <dgm:pt modelId="{86E17B79-BBDB-479D-BBB7-271510355540}" type="pres">
       <dgm:prSet presAssocID="{85C82D76-F046-4282-9187-15366E2BAE66}" presName="connTx" presStyleLbl="parChTrans1D2" presStyleIdx="3" presStyleCnt="5"/>
       <dgm:spPr/>
+      <dgm:t>
+        <a:bodyPr/>
+        <a:lstStyle/>
+        <a:p>
+          <a:endParaRPr lang="ru-RU"/>
+        </a:p>
+      </dgm:t>
     </dgm:pt>
     <dgm:pt modelId="{5B358C8B-D5E2-4528-9E20-5541F73FF78D}" type="pres">
       <dgm:prSet presAssocID="{4EC9FCF3-0EA5-4BB6-ABF1-37060501A920}" presName="root2" presStyleCnt="0"/>
@@ -26318,10 +26472,24 @@
     <dgm:pt modelId="{153D4D4F-5171-403A-91B5-3E41A09EB329}" type="pres">
       <dgm:prSet presAssocID="{24984C60-18BE-42DA-B61A-0BF134DB3944}" presName="conn2-1" presStyleLbl="parChTrans1D2" presStyleIdx="4" presStyleCnt="5"/>
       <dgm:spPr/>
+      <dgm:t>
+        <a:bodyPr/>
+        <a:lstStyle/>
+        <a:p>
+          <a:endParaRPr lang="ru-RU"/>
+        </a:p>
+      </dgm:t>
     </dgm:pt>
     <dgm:pt modelId="{3A30B8DC-14C9-42A1-AD78-E546AEC4A82E}" type="pres">
       <dgm:prSet presAssocID="{24984C60-18BE-42DA-B61A-0BF134DB3944}" presName="connTx" presStyleLbl="parChTrans1D2" presStyleIdx="4" presStyleCnt="5"/>
       <dgm:spPr/>
+      <dgm:t>
+        <a:bodyPr/>
+        <a:lstStyle/>
+        <a:p>
+          <a:endParaRPr lang="ru-RU"/>
+        </a:p>
+      </dgm:t>
     </dgm:pt>
     <dgm:pt modelId="{6EE5E7BE-7A43-4109-80A1-18CB27B888E3}" type="pres">
       <dgm:prSet presAssocID="{FE49293C-278F-429F-A13E-F8AAD81112EC}" presName="root2" presStyleCnt="0"/>
@@ -26350,8 +26518,8 @@
   <dgm:cxnLst>
     <dgm:cxn modelId="{3EB0DF08-A2E9-4B12-A041-7B86B71E571A}" srcId="{5A3DC456-5463-4043-896B-5D236688BA75}" destId="{4EC9FCF3-0EA5-4BB6-ABF1-37060501A920}" srcOrd="3" destOrd="0" parTransId="{85C82D76-F046-4282-9187-15366E2BAE66}" sibTransId="{8DA2CE7F-CD6F-4F87-9FA3-AB5CDA78A8E9}"/>
     <dgm:cxn modelId="{C7A04266-1AC8-4FA5-BAAD-2D13C51EC9C5}" srcId="{5A3DC456-5463-4043-896B-5D236688BA75}" destId="{FE49293C-278F-429F-A13E-F8AAD81112EC}" srcOrd="4" destOrd="0" parTransId="{24984C60-18BE-42DA-B61A-0BF134DB3944}" sibTransId="{23B2A60B-3ECB-4801-90AE-80A92CDD8C85}"/>
+    <dgm:cxn modelId="{325B31B7-7367-44AF-A561-88C87DADF876}" type="presOf" srcId="{A82C9C02-CD88-4AA6-A9C3-E0762D5C496C}" destId="{667B56BF-B113-4506-885E-F0ABD3AE62D2}" srcOrd="0" destOrd="0" presId="urn:microsoft.com/office/officeart/2005/8/layout/hierarchy2"/>
     <dgm:cxn modelId="{319F3E16-9E1E-47D3-92B6-FAC9949E35BD}" srcId="{5A3DC456-5463-4043-896B-5D236688BA75}" destId="{1383F7A7-4473-4F33-B7AB-ED1A9719C06E}" srcOrd="1" destOrd="0" parTransId="{393EDC04-4499-47C2-911F-A686283C5C7A}" sibTransId="{61B32E26-BE98-48D7-9199-06CD675B1CD1}"/>
-    <dgm:cxn modelId="{325B31B7-7367-44AF-A561-88C87DADF876}" type="presOf" srcId="{A82C9C02-CD88-4AA6-A9C3-E0762D5C496C}" destId="{667B56BF-B113-4506-885E-F0ABD3AE62D2}" srcOrd="0" destOrd="0" presId="urn:microsoft.com/office/officeart/2005/8/layout/hierarchy2"/>
     <dgm:cxn modelId="{D3ED5329-3265-4E3E-8777-348FADA76371}" type="presOf" srcId="{2648B817-B8EE-49E2-A21E-0C8AEDACD5B1}" destId="{9EECF78C-FADF-41A9-9955-FD7074D7B327}" srcOrd="1" destOrd="0" presId="urn:microsoft.com/office/officeart/2005/8/layout/hierarchy2"/>
     <dgm:cxn modelId="{C68F0E6E-B0B3-42C5-AB51-0EAE9A3EC570}" type="presOf" srcId="{393EDC04-4499-47C2-911F-A686283C5C7A}" destId="{F5167B23-F75D-4943-B530-AB2ACDB450BF}" srcOrd="1" destOrd="0" presId="urn:microsoft.com/office/officeart/2005/8/layout/hierarchy2"/>
     <dgm:cxn modelId="{CB9FA547-2863-4F83-A7D7-8AF80F623D3A}" type="presOf" srcId="{4E54FBBD-504F-4DE0-B4C9-886AF7D95224}" destId="{E55E5AE6-599E-476A-8344-2C56A48366F5}" srcOrd="0" destOrd="0" presId="urn:microsoft.com/office/officeart/2005/8/layout/hierarchy2"/>
@@ -26629,6 +26797,13 @@
         </dgm:presLayoutVars>
       </dgm:prSet>
       <dgm:spPr/>
+      <dgm:t>
+        <a:bodyPr/>
+        <a:lstStyle/>
+        <a:p>
+          <a:endParaRPr lang="ru-RU"/>
+        </a:p>
+      </dgm:t>
     </dgm:pt>
     <dgm:pt modelId="{884E9B2D-F8D2-45FA-AAD8-F35BD6C49368}" type="pres">
       <dgm:prSet presAssocID="{056C6844-AA6C-4F78-B5B5-A8EFD96F1599}" presName="hierRoot1" presStyleCnt="0"/>
@@ -26664,6 +26839,13 @@
     <dgm:pt modelId="{9849A4F8-0BBC-471F-8153-FBB71EA28D42}" type="pres">
       <dgm:prSet presAssocID="{A16FC9F8-762A-4358-AF5D-74FE0BA0A189}" presName="Name10" presStyleLbl="parChTrans1D2" presStyleIdx="0" presStyleCnt="4"/>
       <dgm:spPr/>
+      <dgm:t>
+        <a:bodyPr/>
+        <a:lstStyle/>
+        <a:p>
+          <a:endParaRPr lang="ru-RU"/>
+        </a:p>
+      </dgm:t>
     </dgm:pt>
     <dgm:pt modelId="{B3849692-E86D-449A-A57E-54DF112D76DC}" type="pres">
       <dgm:prSet presAssocID="{88D73D7D-491A-4AC3-B3BE-ED1A0010F8DB}" presName="hierRoot2" presStyleCnt="0"/>
@@ -26699,6 +26881,13 @@
     <dgm:pt modelId="{D22F84B6-4D8B-46DA-8A1D-4E018A307196}" type="pres">
       <dgm:prSet presAssocID="{1FFC9232-2296-4E69-874C-C29942BB6E4F}" presName="Name10" presStyleLbl="parChTrans1D2" presStyleIdx="1" presStyleCnt="4"/>
       <dgm:spPr/>
+      <dgm:t>
+        <a:bodyPr/>
+        <a:lstStyle/>
+        <a:p>
+          <a:endParaRPr lang="ru-RU"/>
+        </a:p>
+      </dgm:t>
     </dgm:pt>
     <dgm:pt modelId="{B392D5F4-DCBC-42A6-A5AC-05534F1C94C1}" type="pres">
       <dgm:prSet presAssocID="{07E1CCDD-3CB3-40C9-BD7B-7F16CFA5F9A9}" presName="hierRoot2" presStyleCnt="0"/>
@@ -26734,6 +26923,13 @@
     <dgm:pt modelId="{8D754FF4-E239-4261-9A0F-FCA9037CE32F}" type="pres">
       <dgm:prSet presAssocID="{6E10BEBA-9AB1-47D7-A425-43A64EC2F23D}" presName="Name10" presStyleLbl="parChTrans1D2" presStyleIdx="2" presStyleCnt="4"/>
       <dgm:spPr/>
+      <dgm:t>
+        <a:bodyPr/>
+        <a:lstStyle/>
+        <a:p>
+          <a:endParaRPr lang="ru-RU"/>
+        </a:p>
+      </dgm:t>
     </dgm:pt>
     <dgm:pt modelId="{B6BE41E2-3D53-4373-BE51-6A7F8D7C7D90}" type="pres">
       <dgm:prSet presAssocID="{9B1DA85E-D21D-4C66-9CD0-0899E5324C75}" presName="hierRoot2" presStyleCnt="0"/>
@@ -26754,6 +26950,13 @@
         </dgm:presLayoutVars>
       </dgm:prSet>
       <dgm:spPr/>
+      <dgm:t>
+        <a:bodyPr/>
+        <a:lstStyle/>
+        <a:p>
+          <a:endParaRPr lang="ru-RU"/>
+        </a:p>
+      </dgm:t>
     </dgm:pt>
     <dgm:pt modelId="{913D1F28-4660-4E39-B8A8-715D34CCF518}" type="pres">
       <dgm:prSet presAssocID="{9B1DA85E-D21D-4C66-9CD0-0899E5324C75}" presName="hierChild3" presStyleCnt="0"/>
@@ -26762,6 +26965,13 @@
     <dgm:pt modelId="{DCAC1262-CE98-4198-935D-67550D75F5B8}" type="pres">
       <dgm:prSet presAssocID="{FF4F874D-1A95-4FA2-9990-54F51067C22B}" presName="Name10" presStyleLbl="parChTrans1D2" presStyleIdx="3" presStyleCnt="4"/>
       <dgm:spPr/>
+      <dgm:t>
+        <a:bodyPr/>
+        <a:lstStyle/>
+        <a:p>
+          <a:endParaRPr lang="ru-RU"/>
+        </a:p>
+      </dgm:t>
     </dgm:pt>
     <dgm:pt modelId="{700D094F-81AD-4B26-96A4-BD707BBA577B}" type="pres">
       <dgm:prSet presAssocID="{92075511-464A-4D91-A5C6-3A5462E493F0}" presName="hierRoot2" presStyleCnt="0"/>
@@ -26782,6 +26992,13 @@
         </dgm:presLayoutVars>
       </dgm:prSet>
       <dgm:spPr/>
+      <dgm:t>
+        <a:bodyPr/>
+        <a:lstStyle/>
+        <a:p>
+          <a:endParaRPr lang="ru-RU"/>
+        </a:p>
+      </dgm:t>
     </dgm:pt>
     <dgm:pt modelId="{04F02F4E-DFEC-4FB1-AE2A-0830E0BB32EF}" type="pres">
       <dgm:prSet presAssocID="{92075511-464A-4D91-A5C6-3A5462E493F0}" presName="hierChild3" presStyleCnt="0"/>
@@ -26789,21 +27006,21 @@
     </dgm:pt>
   </dgm:ptLst>
   <dgm:cxnLst>
+    <dgm:cxn modelId="{1344FA9C-4300-41F7-A9B8-54DD7424594A}" type="presOf" srcId="{6E10BEBA-9AB1-47D7-A425-43A64EC2F23D}" destId="{8D754FF4-E239-4261-9A0F-FCA9037CE32F}" srcOrd="0" destOrd="0" presId="urn:microsoft.com/office/officeart/2005/8/layout/hierarchy1"/>
+    <dgm:cxn modelId="{463CEE9C-01A5-437F-9F5D-ED9842313CA8}" type="presOf" srcId="{A16FC9F8-762A-4358-AF5D-74FE0BA0A189}" destId="{9849A4F8-0BBC-471F-8153-FBB71EA28D42}" srcOrd="0" destOrd="0" presId="urn:microsoft.com/office/officeart/2005/8/layout/hierarchy1"/>
+    <dgm:cxn modelId="{D61254BD-232C-4900-B47F-E9A5852ADBC2}" srcId="{056C6844-AA6C-4F78-B5B5-A8EFD96F1599}" destId="{88D73D7D-491A-4AC3-B3BE-ED1A0010F8DB}" srcOrd="0" destOrd="0" parTransId="{A16FC9F8-762A-4358-AF5D-74FE0BA0A189}" sibTransId="{B3483BE6-3406-4D77-B8FC-972E77E8F317}"/>
+    <dgm:cxn modelId="{EA0C42B7-6649-4200-A017-3811639486AC}" srcId="{056C6844-AA6C-4F78-B5B5-A8EFD96F1599}" destId="{9B1DA85E-D21D-4C66-9CD0-0899E5324C75}" srcOrd="2" destOrd="0" parTransId="{6E10BEBA-9AB1-47D7-A425-43A64EC2F23D}" sibTransId="{9C033E31-07E2-47CF-9603-B77051C8C09E}"/>
     <dgm:cxn modelId="{26DBA42D-9B24-47CB-A732-710415E3590F}" type="presOf" srcId="{9B1DA85E-D21D-4C66-9CD0-0899E5324C75}" destId="{810F3941-AA25-42FE-8B49-3DDB1F7DDD42}" srcOrd="0" destOrd="0" presId="urn:microsoft.com/office/officeart/2005/8/layout/hierarchy1"/>
+    <dgm:cxn modelId="{608B48F5-2F22-41FE-8C8B-1AFA0FA1227E}" srcId="{056C6844-AA6C-4F78-B5B5-A8EFD96F1599}" destId="{07E1CCDD-3CB3-40C9-BD7B-7F16CFA5F9A9}" srcOrd="1" destOrd="0" parTransId="{1FFC9232-2296-4E69-874C-C29942BB6E4F}" sibTransId="{BE647A22-DA15-4F5B-A8E9-1DF4686AE4D9}"/>
+    <dgm:cxn modelId="{689D9104-057A-4A95-8176-5DA49C39FF65}" type="presOf" srcId="{88D73D7D-491A-4AC3-B3BE-ED1A0010F8DB}" destId="{3D278460-F166-412B-819F-42AB33EA277F}" srcOrd="0" destOrd="0" presId="urn:microsoft.com/office/officeart/2005/8/layout/hierarchy1"/>
     <dgm:cxn modelId="{F0518032-9501-46D7-A5A4-9050914802F8}" type="presOf" srcId="{03ECB93E-2FC6-4A86-B646-A9F2D5968AAA}" destId="{7BEF07F5-6719-4077-BB19-7A6B80AF5774}" srcOrd="0" destOrd="0" presId="urn:microsoft.com/office/officeart/2005/8/layout/hierarchy1"/>
+    <dgm:cxn modelId="{4C4BB9F3-FA14-44FE-A8BB-2BEBF9F5F635}" type="presOf" srcId="{07E1CCDD-3CB3-40C9-BD7B-7F16CFA5F9A9}" destId="{34187063-0F78-4790-B320-F515B821092B}" srcOrd="0" destOrd="0" presId="urn:microsoft.com/office/officeart/2005/8/layout/hierarchy1"/>
     <dgm:cxn modelId="{95FBFB63-45E4-4817-A4D2-2179F6D11864}" srcId="{03ECB93E-2FC6-4A86-B646-A9F2D5968AAA}" destId="{056C6844-AA6C-4F78-B5B5-A8EFD96F1599}" srcOrd="0" destOrd="0" parTransId="{8CADBA8C-4B92-455B-B90A-871AF7DCDB6B}" sibTransId="{E88C8532-ED81-40FF-8205-E279D2DF58AC}"/>
     <dgm:cxn modelId="{21CB5EE8-A88B-4807-AD19-EF742A2D5C5F}" srcId="{056C6844-AA6C-4F78-B5B5-A8EFD96F1599}" destId="{92075511-464A-4D91-A5C6-3A5462E493F0}" srcOrd="3" destOrd="0" parTransId="{FF4F874D-1A95-4FA2-9990-54F51067C22B}" sibTransId="{174E8CBD-22CA-462A-906D-D018DD80AA34}"/>
+    <dgm:cxn modelId="{CD046B15-AF7D-49BE-84DF-7D6519B46A97}" type="presOf" srcId="{056C6844-AA6C-4F78-B5B5-A8EFD96F1599}" destId="{7E66CDC3-FFDD-4D21-8E9D-77FE00FA514D}" srcOrd="0" destOrd="0" presId="urn:microsoft.com/office/officeart/2005/8/layout/hierarchy1"/>
+    <dgm:cxn modelId="{B09ACEC3-4075-418A-AC7E-736B980445FC}" type="presOf" srcId="{FF4F874D-1A95-4FA2-9990-54F51067C22B}" destId="{DCAC1262-CE98-4198-935D-67550D75F5B8}" srcOrd="0" destOrd="0" presId="urn:microsoft.com/office/officeart/2005/8/layout/hierarchy1"/>
+    <dgm:cxn modelId="{D60BE6A2-99B6-440C-A777-699152DD0F4E}" type="presOf" srcId="{1FFC9232-2296-4E69-874C-C29942BB6E4F}" destId="{D22F84B6-4D8B-46DA-8A1D-4E018A307196}" srcOrd="0" destOrd="0" presId="urn:microsoft.com/office/officeart/2005/8/layout/hierarchy1"/>
     <dgm:cxn modelId="{95BBBCF1-C54C-4339-BA4A-4368395BAA11}" type="presOf" srcId="{92075511-464A-4D91-A5C6-3A5462E493F0}" destId="{2CFE7771-5247-4360-8F26-FD95C9F43492}" srcOrd="0" destOrd="0" presId="urn:microsoft.com/office/officeart/2005/8/layout/hierarchy1"/>
-    <dgm:cxn modelId="{1344FA9C-4300-41F7-A9B8-54DD7424594A}" type="presOf" srcId="{6E10BEBA-9AB1-47D7-A425-43A64EC2F23D}" destId="{8D754FF4-E239-4261-9A0F-FCA9037CE32F}" srcOrd="0" destOrd="0" presId="urn:microsoft.com/office/officeart/2005/8/layout/hierarchy1"/>
-    <dgm:cxn modelId="{B09ACEC3-4075-418A-AC7E-736B980445FC}" type="presOf" srcId="{FF4F874D-1A95-4FA2-9990-54F51067C22B}" destId="{DCAC1262-CE98-4198-935D-67550D75F5B8}" srcOrd="0" destOrd="0" presId="urn:microsoft.com/office/officeart/2005/8/layout/hierarchy1"/>
-    <dgm:cxn modelId="{EA0C42B7-6649-4200-A017-3811639486AC}" srcId="{056C6844-AA6C-4F78-B5B5-A8EFD96F1599}" destId="{9B1DA85E-D21D-4C66-9CD0-0899E5324C75}" srcOrd="2" destOrd="0" parTransId="{6E10BEBA-9AB1-47D7-A425-43A64EC2F23D}" sibTransId="{9C033E31-07E2-47CF-9603-B77051C8C09E}"/>
-    <dgm:cxn modelId="{608B48F5-2F22-41FE-8C8B-1AFA0FA1227E}" srcId="{056C6844-AA6C-4F78-B5B5-A8EFD96F1599}" destId="{07E1CCDD-3CB3-40C9-BD7B-7F16CFA5F9A9}" srcOrd="1" destOrd="0" parTransId="{1FFC9232-2296-4E69-874C-C29942BB6E4F}" sibTransId="{BE647A22-DA15-4F5B-A8E9-1DF4686AE4D9}"/>
-    <dgm:cxn modelId="{D60BE6A2-99B6-440C-A777-699152DD0F4E}" type="presOf" srcId="{1FFC9232-2296-4E69-874C-C29942BB6E4F}" destId="{D22F84B6-4D8B-46DA-8A1D-4E018A307196}" srcOrd="0" destOrd="0" presId="urn:microsoft.com/office/officeart/2005/8/layout/hierarchy1"/>
-    <dgm:cxn modelId="{4C4BB9F3-FA14-44FE-A8BB-2BEBF9F5F635}" type="presOf" srcId="{07E1CCDD-3CB3-40C9-BD7B-7F16CFA5F9A9}" destId="{34187063-0F78-4790-B320-F515B821092B}" srcOrd="0" destOrd="0" presId="urn:microsoft.com/office/officeart/2005/8/layout/hierarchy1"/>
-    <dgm:cxn modelId="{D61254BD-232C-4900-B47F-E9A5852ADBC2}" srcId="{056C6844-AA6C-4F78-B5B5-A8EFD96F1599}" destId="{88D73D7D-491A-4AC3-B3BE-ED1A0010F8DB}" srcOrd="0" destOrd="0" parTransId="{A16FC9F8-762A-4358-AF5D-74FE0BA0A189}" sibTransId="{B3483BE6-3406-4D77-B8FC-972E77E8F317}"/>
-    <dgm:cxn modelId="{689D9104-057A-4A95-8176-5DA49C39FF65}" type="presOf" srcId="{88D73D7D-491A-4AC3-B3BE-ED1A0010F8DB}" destId="{3D278460-F166-412B-819F-42AB33EA277F}" srcOrd="0" destOrd="0" presId="urn:microsoft.com/office/officeart/2005/8/layout/hierarchy1"/>
-    <dgm:cxn modelId="{CD046B15-AF7D-49BE-84DF-7D6519B46A97}" type="presOf" srcId="{056C6844-AA6C-4F78-B5B5-A8EFD96F1599}" destId="{7E66CDC3-FFDD-4D21-8E9D-77FE00FA514D}" srcOrd="0" destOrd="0" presId="urn:microsoft.com/office/officeart/2005/8/layout/hierarchy1"/>
-    <dgm:cxn modelId="{463CEE9C-01A5-437F-9F5D-ED9842313CA8}" type="presOf" srcId="{A16FC9F8-762A-4358-AF5D-74FE0BA0A189}" destId="{9849A4F8-0BBC-471F-8153-FBB71EA28D42}" srcOrd="0" destOrd="0" presId="urn:microsoft.com/office/officeart/2005/8/layout/hierarchy1"/>
     <dgm:cxn modelId="{3EC55A78-5E30-4B06-B9BF-873317C5577F}" type="presParOf" srcId="{7BEF07F5-6719-4077-BB19-7A6B80AF5774}" destId="{884E9B2D-F8D2-45FA-AAD8-F35BD6C49368}" srcOrd="0" destOrd="0" presId="urn:microsoft.com/office/officeart/2005/8/layout/hierarchy1"/>
     <dgm:cxn modelId="{81837B38-A9CF-4B2F-9B31-55FD366D2FD2}" type="presParOf" srcId="{884E9B2D-F8D2-45FA-AAD8-F35BD6C49368}" destId="{5F111E90-FC8A-49D6-B158-533A8390F489}" srcOrd="0" destOrd="0" presId="urn:microsoft.com/office/officeart/2005/8/layout/hierarchy1"/>
     <dgm:cxn modelId="{8D3F1423-ED1C-46FA-91C8-24AB25A601FD}" type="presParOf" srcId="{5F111E90-FC8A-49D6-B158-533A8390F489}" destId="{80C737D1-AF9E-4E5D-970E-0CAB290A1F17}" srcOrd="0" destOrd="0" presId="urn:microsoft.com/office/officeart/2005/8/layout/hierarchy1"/>
@@ -27054,6 +27271,13 @@
         </dgm:presLayoutVars>
       </dgm:prSet>
       <dgm:spPr/>
+      <dgm:t>
+        <a:bodyPr/>
+        <a:lstStyle/>
+        <a:p>
+          <a:endParaRPr lang="ru-RU"/>
+        </a:p>
+      </dgm:t>
     </dgm:pt>
     <dgm:pt modelId="{884E9B2D-F8D2-45FA-AAD8-F35BD6C49368}" type="pres">
       <dgm:prSet presAssocID="{056C6844-AA6C-4F78-B5B5-A8EFD96F1599}" presName="hierRoot1" presStyleCnt="0"/>
@@ -27089,6 +27313,13 @@
     <dgm:pt modelId="{9849A4F8-0BBC-471F-8153-FBB71EA28D42}" type="pres">
       <dgm:prSet presAssocID="{A16FC9F8-762A-4358-AF5D-74FE0BA0A189}" presName="Name10" presStyleLbl="parChTrans1D2" presStyleIdx="0" presStyleCnt="4"/>
       <dgm:spPr/>
+      <dgm:t>
+        <a:bodyPr/>
+        <a:lstStyle/>
+        <a:p>
+          <a:endParaRPr lang="ru-RU"/>
+        </a:p>
+      </dgm:t>
     </dgm:pt>
     <dgm:pt modelId="{B3849692-E86D-449A-A57E-54DF112D76DC}" type="pres">
       <dgm:prSet presAssocID="{88D73D7D-491A-4AC3-B3BE-ED1A0010F8DB}" presName="hierRoot2" presStyleCnt="0"/>
@@ -27124,6 +27355,13 @@
     <dgm:pt modelId="{D22F84B6-4D8B-46DA-8A1D-4E018A307196}" type="pres">
       <dgm:prSet presAssocID="{1FFC9232-2296-4E69-874C-C29942BB6E4F}" presName="Name10" presStyleLbl="parChTrans1D2" presStyleIdx="1" presStyleCnt="4"/>
       <dgm:spPr/>
+      <dgm:t>
+        <a:bodyPr/>
+        <a:lstStyle/>
+        <a:p>
+          <a:endParaRPr lang="ru-RU"/>
+        </a:p>
+      </dgm:t>
     </dgm:pt>
     <dgm:pt modelId="{B392D5F4-DCBC-42A6-A5AC-05534F1C94C1}" type="pres">
       <dgm:prSet presAssocID="{07E1CCDD-3CB3-40C9-BD7B-7F16CFA5F9A9}" presName="hierRoot2" presStyleCnt="0"/>
@@ -27159,6 +27397,13 @@
     <dgm:pt modelId="{8D754FF4-E239-4261-9A0F-FCA9037CE32F}" type="pres">
       <dgm:prSet presAssocID="{6E10BEBA-9AB1-47D7-A425-43A64EC2F23D}" presName="Name10" presStyleLbl="parChTrans1D2" presStyleIdx="2" presStyleCnt="4"/>
       <dgm:spPr/>
+      <dgm:t>
+        <a:bodyPr/>
+        <a:lstStyle/>
+        <a:p>
+          <a:endParaRPr lang="ru-RU"/>
+        </a:p>
+      </dgm:t>
     </dgm:pt>
     <dgm:pt modelId="{B6BE41E2-3D53-4373-BE51-6A7F8D7C7D90}" type="pres">
       <dgm:prSet presAssocID="{9B1DA85E-D21D-4C66-9CD0-0899E5324C75}" presName="hierRoot2" presStyleCnt="0"/>
@@ -27179,6 +27424,13 @@
         </dgm:presLayoutVars>
       </dgm:prSet>
       <dgm:spPr/>
+      <dgm:t>
+        <a:bodyPr/>
+        <a:lstStyle/>
+        <a:p>
+          <a:endParaRPr lang="ru-RU"/>
+        </a:p>
+      </dgm:t>
     </dgm:pt>
     <dgm:pt modelId="{913D1F28-4660-4E39-B8A8-715D34CCF518}" type="pres">
       <dgm:prSet presAssocID="{9B1DA85E-D21D-4C66-9CD0-0899E5324C75}" presName="hierChild3" presStyleCnt="0"/>
@@ -27187,6 +27439,13 @@
     <dgm:pt modelId="{DCAC1262-CE98-4198-935D-67550D75F5B8}" type="pres">
       <dgm:prSet presAssocID="{FF4F874D-1A95-4FA2-9990-54F51067C22B}" presName="Name10" presStyleLbl="parChTrans1D2" presStyleIdx="3" presStyleCnt="4"/>
       <dgm:spPr/>
+      <dgm:t>
+        <a:bodyPr/>
+        <a:lstStyle/>
+        <a:p>
+          <a:endParaRPr lang="ru-RU"/>
+        </a:p>
+      </dgm:t>
     </dgm:pt>
     <dgm:pt modelId="{700D094F-81AD-4B26-96A4-BD707BBA577B}" type="pres">
       <dgm:prSet presAssocID="{92075511-464A-4D91-A5C6-3A5462E493F0}" presName="hierRoot2" presStyleCnt="0"/>
@@ -27221,21 +27480,21 @@
     </dgm:pt>
   </dgm:ptLst>
   <dgm:cxnLst>
+    <dgm:cxn modelId="{1344FA9C-4300-41F7-A9B8-54DD7424594A}" type="presOf" srcId="{6E10BEBA-9AB1-47D7-A425-43A64EC2F23D}" destId="{8D754FF4-E239-4261-9A0F-FCA9037CE32F}" srcOrd="0" destOrd="0" presId="urn:microsoft.com/office/officeart/2005/8/layout/hierarchy1"/>
+    <dgm:cxn modelId="{463CEE9C-01A5-437F-9F5D-ED9842313CA8}" type="presOf" srcId="{A16FC9F8-762A-4358-AF5D-74FE0BA0A189}" destId="{9849A4F8-0BBC-471F-8153-FBB71EA28D42}" srcOrd="0" destOrd="0" presId="urn:microsoft.com/office/officeart/2005/8/layout/hierarchy1"/>
+    <dgm:cxn modelId="{D61254BD-232C-4900-B47F-E9A5852ADBC2}" srcId="{056C6844-AA6C-4F78-B5B5-A8EFD96F1599}" destId="{88D73D7D-491A-4AC3-B3BE-ED1A0010F8DB}" srcOrd="0" destOrd="0" parTransId="{A16FC9F8-762A-4358-AF5D-74FE0BA0A189}" sibTransId="{B3483BE6-3406-4D77-B8FC-972E77E8F317}"/>
+    <dgm:cxn modelId="{EA0C42B7-6649-4200-A017-3811639486AC}" srcId="{056C6844-AA6C-4F78-B5B5-A8EFD96F1599}" destId="{9B1DA85E-D21D-4C66-9CD0-0899E5324C75}" srcOrd="2" destOrd="0" parTransId="{6E10BEBA-9AB1-47D7-A425-43A64EC2F23D}" sibTransId="{9C033E31-07E2-47CF-9603-B77051C8C09E}"/>
     <dgm:cxn modelId="{26DBA42D-9B24-47CB-A732-710415E3590F}" type="presOf" srcId="{9B1DA85E-D21D-4C66-9CD0-0899E5324C75}" destId="{810F3941-AA25-42FE-8B49-3DDB1F7DDD42}" srcOrd="0" destOrd="0" presId="urn:microsoft.com/office/officeart/2005/8/layout/hierarchy1"/>
+    <dgm:cxn modelId="{608B48F5-2F22-41FE-8C8B-1AFA0FA1227E}" srcId="{056C6844-AA6C-4F78-B5B5-A8EFD96F1599}" destId="{07E1CCDD-3CB3-40C9-BD7B-7F16CFA5F9A9}" srcOrd="1" destOrd="0" parTransId="{1FFC9232-2296-4E69-874C-C29942BB6E4F}" sibTransId="{BE647A22-DA15-4F5B-A8E9-1DF4686AE4D9}"/>
+    <dgm:cxn modelId="{689D9104-057A-4A95-8176-5DA49C39FF65}" type="presOf" srcId="{88D73D7D-491A-4AC3-B3BE-ED1A0010F8DB}" destId="{3D278460-F166-412B-819F-42AB33EA277F}" srcOrd="0" destOrd="0" presId="urn:microsoft.com/office/officeart/2005/8/layout/hierarchy1"/>
     <dgm:cxn modelId="{F0518032-9501-46D7-A5A4-9050914802F8}" type="presOf" srcId="{03ECB93E-2FC6-4A86-B646-A9F2D5968AAA}" destId="{7BEF07F5-6719-4077-BB19-7A6B80AF5774}" srcOrd="0" destOrd="0" presId="urn:microsoft.com/office/officeart/2005/8/layout/hierarchy1"/>
+    <dgm:cxn modelId="{4C4BB9F3-FA14-44FE-A8BB-2BEBF9F5F635}" type="presOf" srcId="{07E1CCDD-3CB3-40C9-BD7B-7F16CFA5F9A9}" destId="{34187063-0F78-4790-B320-F515B821092B}" srcOrd="0" destOrd="0" presId="urn:microsoft.com/office/officeart/2005/8/layout/hierarchy1"/>
     <dgm:cxn modelId="{95FBFB63-45E4-4817-A4D2-2179F6D11864}" srcId="{03ECB93E-2FC6-4A86-B646-A9F2D5968AAA}" destId="{056C6844-AA6C-4F78-B5B5-A8EFD96F1599}" srcOrd="0" destOrd="0" parTransId="{8CADBA8C-4B92-455B-B90A-871AF7DCDB6B}" sibTransId="{E88C8532-ED81-40FF-8205-E279D2DF58AC}"/>
     <dgm:cxn modelId="{21CB5EE8-A88B-4807-AD19-EF742A2D5C5F}" srcId="{056C6844-AA6C-4F78-B5B5-A8EFD96F1599}" destId="{92075511-464A-4D91-A5C6-3A5462E493F0}" srcOrd="3" destOrd="0" parTransId="{FF4F874D-1A95-4FA2-9990-54F51067C22B}" sibTransId="{174E8CBD-22CA-462A-906D-D018DD80AA34}"/>
+    <dgm:cxn modelId="{CD046B15-AF7D-49BE-84DF-7D6519B46A97}" type="presOf" srcId="{056C6844-AA6C-4F78-B5B5-A8EFD96F1599}" destId="{7E66CDC3-FFDD-4D21-8E9D-77FE00FA514D}" srcOrd="0" destOrd="0" presId="urn:microsoft.com/office/officeart/2005/8/layout/hierarchy1"/>
+    <dgm:cxn modelId="{B09ACEC3-4075-418A-AC7E-736B980445FC}" type="presOf" srcId="{FF4F874D-1A95-4FA2-9990-54F51067C22B}" destId="{DCAC1262-CE98-4198-935D-67550D75F5B8}" srcOrd="0" destOrd="0" presId="urn:microsoft.com/office/officeart/2005/8/layout/hierarchy1"/>
+    <dgm:cxn modelId="{D60BE6A2-99B6-440C-A777-699152DD0F4E}" type="presOf" srcId="{1FFC9232-2296-4E69-874C-C29942BB6E4F}" destId="{D22F84B6-4D8B-46DA-8A1D-4E018A307196}" srcOrd="0" destOrd="0" presId="urn:microsoft.com/office/officeart/2005/8/layout/hierarchy1"/>
     <dgm:cxn modelId="{95BBBCF1-C54C-4339-BA4A-4368395BAA11}" type="presOf" srcId="{92075511-464A-4D91-A5C6-3A5462E493F0}" destId="{2CFE7771-5247-4360-8F26-FD95C9F43492}" srcOrd="0" destOrd="0" presId="urn:microsoft.com/office/officeart/2005/8/layout/hierarchy1"/>
-    <dgm:cxn modelId="{1344FA9C-4300-41F7-A9B8-54DD7424594A}" type="presOf" srcId="{6E10BEBA-9AB1-47D7-A425-43A64EC2F23D}" destId="{8D754FF4-E239-4261-9A0F-FCA9037CE32F}" srcOrd="0" destOrd="0" presId="urn:microsoft.com/office/officeart/2005/8/layout/hierarchy1"/>
-    <dgm:cxn modelId="{B09ACEC3-4075-418A-AC7E-736B980445FC}" type="presOf" srcId="{FF4F874D-1A95-4FA2-9990-54F51067C22B}" destId="{DCAC1262-CE98-4198-935D-67550D75F5B8}" srcOrd="0" destOrd="0" presId="urn:microsoft.com/office/officeart/2005/8/layout/hierarchy1"/>
-    <dgm:cxn modelId="{EA0C42B7-6649-4200-A017-3811639486AC}" srcId="{056C6844-AA6C-4F78-B5B5-A8EFD96F1599}" destId="{9B1DA85E-D21D-4C66-9CD0-0899E5324C75}" srcOrd="2" destOrd="0" parTransId="{6E10BEBA-9AB1-47D7-A425-43A64EC2F23D}" sibTransId="{9C033E31-07E2-47CF-9603-B77051C8C09E}"/>
-    <dgm:cxn modelId="{608B48F5-2F22-41FE-8C8B-1AFA0FA1227E}" srcId="{056C6844-AA6C-4F78-B5B5-A8EFD96F1599}" destId="{07E1CCDD-3CB3-40C9-BD7B-7F16CFA5F9A9}" srcOrd="1" destOrd="0" parTransId="{1FFC9232-2296-4E69-874C-C29942BB6E4F}" sibTransId="{BE647A22-DA15-4F5B-A8E9-1DF4686AE4D9}"/>
-    <dgm:cxn modelId="{D60BE6A2-99B6-440C-A777-699152DD0F4E}" type="presOf" srcId="{1FFC9232-2296-4E69-874C-C29942BB6E4F}" destId="{D22F84B6-4D8B-46DA-8A1D-4E018A307196}" srcOrd="0" destOrd="0" presId="urn:microsoft.com/office/officeart/2005/8/layout/hierarchy1"/>
-    <dgm:cxn modelId="{4C4BB9F3-FA14-44FE-A8BB-2BEBF9F5F635}" type="presOf" srcId="{07E1CCDD-3CB3-40C9-BD7B-7F16CFA5F9A9}" destId="{34187063-0F78-4790-B320-F515B821092B}" srcOrd="0" destOrd="0" presId="urn:microsoft.com/office/officeart/2005/8/layout/hierarchy1"/>
-    <dgm:cxn modelId="{D61254BD-232C-4900-B47F-E9A5852ADBC2}" srcId="{056C6844-AA6C-4F78-B5B5-A8EFD96F1599}" destId="{88D73D7D-491A-4AC3-B3BE-ED1A0010F8DB}" srcOrd="0" destOrd="0" parTransId="{A16FC9F8-762A-4358-AF5D-74FE0BA0A189}" sibTransId="{B3483BE6-3406-4D77-B8FC-972E77E8F317}"/>
-    <dgm:cxn modelId="{689D9104-057A-4A95-8176-5DA49C39FF65}" type="presOf" srcId="{88D73D7D-491A-4AC3-B3BE-ED1A0010F8DB}" destId="{3D278460-F166-412B-819F-42AB33EA277F}" srcOrd="0" destOrd="0" presId="urn:microsoft.com/office/officeart/2005/8/layout/hierarchy1"/>
-    <dgm:cxn modelId="{CD046B15-AF7D-49BE-84DF-7D6519B46A97}" type="presOf" srcId="{056C6844-AA6C-4F78-B5B5-A8EFD96F1599}" destId="{7E66CDC3-FFDD-4D21-8E9D-77FE00FA514D}" srcOrd="0" destOrd="0" presId="urn:microsoft.com/office/officeart/2005/8/layout/hierarchy1"/>
-    <dgm:cxn modelId="{463CEE9C-01A5-437F-9F5D-ED9842313CA8}" type="presOf" srcId="{A16FC9F8-762A-4358-AF5D-74FE0BA0A189}" destId="{9849A4F8-0BBC-471F-8153-FBB71EA28D42}" srcOrd="0" destOrd="0" presId="urn:microsoft.com/office/officeart/2005/8/layout/hierarchy1"/>
     <dgm:cxn modelId="{3EC55A78-5E30-4B06-B9BF-873317C5577F}" type="presParOf" srcId="{7BEF07F5-6719-4077-BB19-7A6B80AF5774}" destId="{884E9B2D-F8D2-45FA-AAD8-F35BD6C49368}" srcOrd="0" destOrd="0" presId="urn:microsoft.com/office/officeart/2005/8/layout/hierarchy1"/>
     <dgm:cxn modelId="{81837B38-A9CF-4B2F-9B31-55FD366D2FD2}" type="presParOf" srcId="{884E9B2D-F8D2-45FA-AAD8-F35BD6C49368}" destId="{5F111E90-FC8A-49D6-B158-533A8390F489}" srcOrd="0" destOrd="0" presId="urn:microsoft.com/office/officeart/2005/8/layout/hierarchy1"/>
     <dgm:cxn modelId="{8D3F1423-ED1C-46FA-91C8-24AB25A601FD}" type="presParOf" srcId="{5F111E90-FC8A-49D6-B158-533A8390F489}" destId="{80C737D1-AF9E-4E5D-970E-0CAB290A1F17}" srcOrd="0" destOrd="0" presId="urn:microsoft.com/office/officeart/2005/8/layout/hierarchy1"/>
@@ -45712,7 +45971,7 @@
 </file>
 
 <file path=customXml/itemProps1.xml><?xml version="1.0" encoding="utf-8"?>
-<ds:datastoreItem xmlns:ds="http://schemas.openxmlformats.org/officeDocument/2006/customXml" ds:itemID="{10A6A1C0-EB78-4CD8-882A-70A11E63C35C}">
+<ds:datastoreItem xmlns:ds="http://schemas.openxmlformats.org/officeDocument/2006/customXml" ds:itemID="{8EC32640-D42C-4EC7-90DD-1F4A2709D3CA}">
   <ds:schemaRefs>
     <ds:schemaRef ds:uri="http://schemas.openxmlformats.org/officeDocument/2006/bibliography"/>
   </ds:schemaRefs>
